--- a/public/templates/modello_nomina_rspp_datore_lavoro.docx
+++ b/public/templates/modello_nomina_rspp_datore_lavoro.docx
@@ -607,6 +607,19 @@
                 <w:rFonts w:cs="Times New Roman" w:ascii="Times New Roman" w:hAnsi="Times New Roman"/>
               </w:rPr>
               <w:t>[LUOGO], [DATA]</w:t>
+            </w:r>
+          </w:p>
+          <w:p>
+            <w:pPr>
+              <w:spacing w:after="0"/>
+            </w:pPr>
+            <w:r>
+              <w:rPr>
+                <w:rFonts w:ascii="Times New Roman" w:hAnsi="Times New Roman" w:cs="Times New Roman"/>
+                <w:sz w:val="22"/>
+                <w:szCs w:val="22"/>
+              </w:rPr>
+              <w:t>[FIRMA DATORE DI LAVORO]</w:t>
             </w:r>
           </w:p>
           <w:p>
